--- a/course_development/domains/active_inference_organizations/04_digital_transformation/02_agents/output/study-guides/02_agents-questions.docx
+++ b/course_development/domains/active_inference_organizations/04_digital_transformation/02_agents/output/study-guides/02_agents-questions.docx
@@ -4,107 +4,12 @@
   <w:body>
     <w:p>
       <w:r>
-        <w:t>Study Questions: Agents</w:t>
+        <w:t>Digital Transformation — Module 02: Agents — Discussion Questions</w:t>
       </w:r>
     </w:p>
     <w:p>
       <w:r>
-        <w:t>Define Agents in your own words, specifically as it applies to Organizations.</w:t>
-      </w:r>
-    </w:p>
-    <w:p>
-      <w:r>
-        <w:t>How does the Free Energy Principle constrain our understanding of Agents?</w:t>
-      </w:r>
-    </w:p>
-    <w:p>
-      <w:r>
-        <w:t>Contrast the Classical view of Agents with the Active Inference view.</w:t>
-      </w:r>
-    </w:p>
-    <w:p>
-      <w:r>
-        <w:t>Develop a question that connects Agents to a real-world problem in Organizations.</w:t>
-      </w:r>
-    </w:p>
-    <w:p>
-      <w:r>
-        <w:t>Develop a question that connects Agents to a real-world problem in Organizations.</w:t>
-      </w:r>
-    </w:p>
-    <w:p>
-      <w:r>
-        <w:t>Develop a question that connects Agents to a real-world problem in Organizations.</w:t>
-      </w:r>
-    </w:p>
-    <w:p>
-      <w:r>
-        <w:t>Develop a question that connects Agents to a real-world problem in Organizations.</w:t>
-      </w:r>
-    </w:p>
-    <w:p>
-      <w:r>
-        <w:t>Develop a question that connects Agents to a real-world problem in Organizations.</w:t>
-      </w:r>
-    </w:p>
-    <w:p>
-      <w:r>
-        <w:t>Develop a question that connects Agents to a real-world problem in Organizations.</w:t>
-      </w:r>
-    </w:p>
-    <w:p>
-      <w:r>
-        <w:t>Develop a question that connects Agents to a real-world problem in Organizations.</w:t>
-      </w:r>
-    </w:p>
-    <w:p>
-      <w:r>
-        <w:t>Develop a question that connects Agents to a real-world problem in Organizations.</w:t>
-      </w:r>
-    </w:p>
-    <w:p>
-      <w:r>
-        <w:t>Develop a question that connects Agents to a real-world problem in Organizations.</w:t>
-      </w:r>
-    </w:p>
-    <w:p>
-      <w:r>
-        <w:t>Develop a question that connects Agents to a real-world problem in Organizations.</w:t>
-      </w:r>
-    </w:p>
-    <w:p>
-      <w:r>
-        <w:t>Develop a question that connects Agents to a real-world problem in Organizations.</w:t>
-      </w:r>
-    </w:p>
-    <w:p>
-      <w:r>
-        <w:t>Develop a question that connects Agents to a real-world problem in Organizations.</w:t>
-      </w:r>
-    </w:p>
-    <w:p>
-      <w:r>
-        <w:t>Develop a question that connects Agents to a real-world problem in Organizations.</w:t>
-      </w:r>
-    </w:p>
-    <w:p>
-      <w:r>
-        <w:t>Develop a question that connects Agents to a real-world problem in Organizations.</w:t>
-      </w:r>
-    </w:p>
-    <w:p>
-      <w:r>
-        <w:t>Develop a question that connects Agents to a real-world problem in Organizations.</w:t>
-      </w:r>
-    </w:p>
-    <w:p>
-      <w:r>
-        <w:t>Develop a question that connects Agents to a real-world problem in Organizations.</w:t>
-      </w:r>
-    </w:p>
-    <w:p>
-      <w:r>
-        <w:t>Develop a question that connects Agents to a real-world problem in Organizations.</w:t>
+        <w:t>20 questions on human-AI collaboration, delegation of inference, and the future of work.</w:t>
       </w:r>
     </w:p>
     <w:sectPr>
